--- a/fuentes/Actividad_didactica_CF02.docx
+++ b/fuentes/Actividad_didactica_CF02.docx
@@ -15447,8 +15447,8 @@
 </file>
 
 <file path=customXml/item3.xml><?xml version="1.0" encoding="utf-8"?>
-<ct:contentTypeSchema xmlns:ct="http://schemas.microsoft.com/office/2006/metadata/contentType" xmlns:ma="http://schemas.microsoft.com/office/2006/metadata/properties/metaAttributes" ct:_="" ma:_="" ma:contentTypeName="Documento" ma:contentTypeID="0x0101006A81D6BD42E8DF4C91013959704817E1" ma:contentTypeVersion="14" ma:contentTypeDescription="Crear nuevo documento." ma:contentTypeScope="" ma:versionID="cd14e03e9fc6eb087109c39a3de1a2a7">
-  <xsd:schema xmlns:xsd="http://www.w3.org/2001/XMLSchema" xmlns:xs="http://www.w3.org/2001/XMLSchema" xmlns:p="http://schemas.microsoft.com/office/2006/metadata/properties" xmlns:ns2="13c90a0b-73bc-4dc0-be5f-28d77b615beb" xmlns:ns3="13c93bba-48ce-428c-bfe5-88b42c19b028" targetNamespace="http://schemas.microsoft.com/office/2006/metadata/properties" ma:root="true" ma:fieldsID="247ff0312e87511bd2ce05ea47f33022" ns2:_="" ns3:_="">
+<ct:contentTypeSchema xmlns:ct="http://schemas.microsoft.com/office/2006/metadata/contentType" xmlns:ma="http://schemas.microsoft.com/office/2006/metadata/properties/metaAttributes" ct:_="" ma:_="" ma:contentTypeName="Documento" ma:contentTypeID="0x0101006A81D6BD42E8DF4C91013959704817E1" ma:contentTypeVersion="15" ma:contentTypeDescription="Crear nuevo documento." ma:contentTypeScope="" ma:versionID="bf4f72ffd194f0963ff564daca6869f7">
+  <xsd:schema xmlns:xsd="http://www.w3.org/2001/XMLSchema" xmlns:xs="http://www.w3.org/2001/XMLSchema" xmlns:p="http://schemas.microsoft.com/office/2006/metadata/properties" xmlns:ns2="13c90a0b-73bc-4dc0-be5f-28d77b615beb" xmlns:ns3="13c93bba-48ce-428c-bfe5-88b42c19b028" targetNamespace="http://schemas.microsoft.com/office/2006/metadata/properties" ma:root="true" ma:fieldsID="8718d6f4873a5b1392a45044efa78385" ns2:_="" ns3:_="">
     <xsd:import namespace="13c90a0b-73bc-4dc0-be5f-28d77b615beb"/>
     <xsd:import namespace="13c93bba-48ce-428c-bfe5-88b42c19b028"/>
     <xsd:element name="properties">
@@ -15470,6 +15470,7 @@
                 <xsd:element ref="ns3:lcf76f155ced4ddcb4097134ff3c332f" minOccurs="0"/>
                 <xsd:element ref="ns2:TaxCatchAll" minOccurs="0"/>
                 <xsd:element ref="ns3:MediaServiceOCR" minOccurs="0"/>
+                <xsd:element ref="ns3:MediaServiceLocation" minOccurs="0"/>
               </xsd:all>
             </xsd:complexType>
           </xsd:element>
@@ -15573,6 +15574,11 @@
         <xsd:restriction base="dms:Note">
           <xsd:maxLength value="255"/>
         </xsd:restriction>
+      </xsd:simpleType>
+    </xsd:element>
+    <xsd:element name="MediaServiceLocation" ma:index="22" nillable="true" ma:displayName="Location" ma:description="" ma:indexed="true" ma:internalName="MediaServiceLocation" ma:readOnly="true">
+      <xsd:simpleType>
+        <xsd:restriction base="dms:Text"/>
       </xsd:simpleType>
     </xsd:element>
   </xsd:schema>
@@ -15695,20 +15701,5 @@
 </file>
 
 <file path=customXml/itemProps3.xml><?xml version="1.0" encoding="utf-8"?>
-<ds:datastoreItem xmlns:ds="http://schemas.openxmlformats.org/officeDocument/2006/customXml" ds:itemID="{A204EE70-285D-487C-B510-8E1CE2D5ACA8}">
-  <ds:schemaRefs>
-    <ds:schemaRef ds:uri="http://schemas.microsoft.com/office/2006/metadata/contentType"/>
-    <ds:schemaRef ds:uri="http://schemas.microsoft.com/office/2006/metadata/properties/metaAttributes"/>
-    <ds:schemaRef ds:uri="http://www.w3.org/2001/XMLSchema"/>
-    <ds:schemaRef ds:uri="http://schemas.microsoft.com/office/2006/metadata/properties"/>
-    <ds:schemaRef ds:uri="13c90a0b-73bc-4dc0-be5f-28d77b615beb"/>
-    <ds:schemaRef ds:uri="13c93bba-48ce-428c-bfe5-88b42c19b028"/>
-    <ds:schemaRef ds:uri="http://schemas.microsoft.com/office/2006/documentManagement/types"/>
-    <ds:schemaRef ds:uri="http://schemas.microsoft.com/office/infopath/2007/PartnerControls"/>
-    <ds:schemaRef ds:uri="http://schemas.openxmlformats.org/package/2006/metadata/core-properties"/>
-    <ds:schemaRef ds:uri="http://purl.org/dc/elements/1.1/"/>
-    <ds:schemaRef ds:uri="http://purl.org/dc/terms/"/>
-    <ds:schemaRef ds:uri="http://schemas.microsoft.com/internal/obd"/>
-  </ds:schemaRefs>
-</ds:datastoreItem>
+<ds:datastoreItem xmlns:ds="http://schemas.openxmlformats.org/officeDocument/2006/customXml" ds:itemID="{C4A2CB98-713C-499D-BEE2-7C13AC6CDCFB}"/>
 </file>